--- a/文献阅读/报告.docx
+++ b/文献阅读/报告.docx
@@ -208,7 +208,7 @@
     </w:p>
     <w:p>
       <w:r>
-        <w:t xml:space="preserve">“老师，这里的‘Deep’不仅仅指层数变多了。 引用 </w:t>
+        <w:t xml:space="preserve">“这里的‘Deep’不仅仅指层数变多了。 引用 </w:t>
       </w:r>
       <w:proofErr w:type="spellStart"/>
       <w:r>
@@ -1432,7 +1432,7 @@
     <w:p>
       <w:r>
         <w:pict w14:anchorId="1A95B846">
-          <v:rect id="_x0000_i1062" style="width:0;height:1.5pt" o:hralign="center" o:hrstd="t" o:hrnoshade="t" o:hr="t" fillcolor="gray" stroked="f"/>
+          <v:rect id="_x0000_i1026" style="width:0;height:1.5pt" o:hralign="center" o:hrstd="t" o:hrnoshade="t" o:hr="t" fillcolor="gray" stroked="f"/>
         </w:pict>
       </w:r>
     </w:p>
@@ -1477,7 +1477,7 @@
     <w:p>
       <w:r>
         <w:pict w14:anchorId="7CCB1C3C">
-          <v:rect id="_x0000_i1063" style="width:0;height:1.5pt" o:hralign="center" o:hrstd="t" o:hrnoshade="t" o:hr="t" fillcolor="gray" stroked="f"/>
+          <v:rect id="_x0000_i1027" style="width:0;height:1.5pt" o:hralign="center" o:hrstd="t" o:hrnoshade="t" o:hr="t" fillcolor="gray" stroked="f"/>
         </w:pict>
       </w:r>
     </w:p>
@@ -1713,7 +1713,7 @@
     <w:p>
       <w:r>
         <w:pict w14:anchorId="17071C97">
-          <v:rect id="_x0000_i1064" style="width:0;height:1.5pt" o:hralign="center" o:hrstd="t" o:hrnoshade="t" o:hr="t" fillcolor="gray" stroked="f"/>
+          <v:rect id="_x0000_i1028" style="width:0;height:1.5pt" o:hralign="center" o:hrstd="t" o:hrnoshade="t" o:hr="t" fillcolor="gray" stroked="f"/>
         </w:pict>
       </w:r>
     </w:p>
@@ -1958,7 +1958,7 @@
       <w:r>
         <w:lastRenderedPageBreak/>
         <w:pict w14:anchorId="06E08AD3">
-          <v:rect id="_x0000_i1065" style="width:0;height:1.5pt" o:hralign="center" o:hrstd="t" o:hrnoshade="t" o:hr="t" fillcolor="gray" stroked="f"/>
+          <v:rect id="_x0000_i1029" style="width:0;height:1.5pt" o:hralign="center" o:hrstd="t" o:hrnoshade="t" o:hr="t" fillcolor="gray" stroked="f"/>
         </w:pict>
       </w:r>
     </w:p>
@@ -2208,7 +2208,7 @@
     <w:p>
       <w:r>
         <w:pict w14:anchorId="6F3A7C71">
-          <v:rect id="_x0000_i1066" style="width:0;height:1.5pt" o:hralign="center" o:hrstd="t" o:hrnoshade="t" o:hr="t" fillcolor="gray" stroked="f"/>
+          <v:rect id="_x0000_i1030" style="width:0;height:1.5pt" o:hralign="center" o:hrstd="t" o:hrnoshade="t" o:hr="t" fillcolor="gray" stroked="f"/>
         </w:pict>
       </w:r>
     </w:p>
@@ -2445,10 +2445,67 @@
         <w:t>确实是在学习关于恒等映射的微小扰动（残差），而不是学习全新的函数。 这解释了为什么它更容易优化。”</w:t>
       </w:r>
     </w:p>
-    <w:p>
-      <w:r>
-        <w:pict w14:anchorId="31C4F94E">
-          <v:rect id="_x0000_i1067" style="width:0;height:1.5pt" o:hralign="center" o:hrstd="t" o:hrnoshade="t" o:hr="t" fillcolor="gray" stroked="f"/>
+    <w:p/>
+    <w:p>
+      <w:r>
+        <w:t>你好，Grimm！看到你列出的这门《计算机图像处理与计算机视觉》课程的课件目录，非常典型且全面。从底层的图像变换、滤波，到中层的特征提取，再到高层的检测、分割、重建，这几乎涵盖了CV的整个技术</w:t>
+      </w:r>
+      <w:proofErr w:type="gramStart"/>
+      <w:r>
+        <w:t>栈</w:t>
+      </w:r>
+      <w:proofErr w:type="gramEnd"/>
+      <w:r>
+        <w:t>。</w:t>
+      </w:r>
+    </w:p>
+    <w:p>
+      <w:proofErr w:type="spellStart"/>
+      <w:r>
+        <w:t>ResNet</w:t>
+      </w:r>
+      <w:proofErr w:type="spellEnd"/>
+      <w:r>
+        <w:t xml:space="preserve"> 这篇论文在你的这门课程中，处于一个</w:t>
+      </w:r>
+      <w:r>
+        <w:rPr>
+          <w:b/>
+          <w:bCs/>
+        </w:rPr>
+        <w:t>承上启下</w:t>
+      </w:r>
+      <w:r>
+        <w:t>的核心地位。它不仅是“3-深度神经网络基础”的高潮，更是后续所有高级任务（检测、分割、重建）的</w:t>
+      </w:r>
+      <w:r>
+        <w:rPr>
+          <w:b/>
+          <w:bCs/>
+        </w:rPr>
+        <w:t>基石</w:t>
+      </w:r>
+      <w:r>
+        <w:t>。</w:t>
+      </w:r>
+    </w:p>
+    <w:p>
+      <w:r>
+        <w:t>以下我结合你的课程目录（文件列表），详细论述</w:t>
+      </w:r>
+      <w:proofErr w:type="spellStart"/>
+      <w:r>
+        <w:t>ResNet</w:t>
+      </w:r>
+      <w:proofErr w:type="spellEnd"/>
+      <w:r>
+        <w:t>的贡献：</w:t>
+      </w:r>
+    </w:p>
+    <w:p>
+      <w:r>
+        <w:pict w14:anchorId="7B2581B1">
+          <v:rect id="_x0000_i1051" style="width:0;height:1.5pt" o:hralign="center" o:hrstd="t" o:hrnoshade="t" o:hr="t" fillcolor="gray" stroked="f"/>
         </w:pict>
       </w:r>
     </w:p>
@@ -2461,36 +2518,64 @@
       </w:pPr>
       <w:r>
         <w:rPr>
-          <w:rFonts w:ascii="Segoe UI Emoji" w:hAnsi="Segoe UI Emoji" w:cs="Segoe UI Emoji"/>
-          <w:b/>
-          <w:bCs/>
-        </w:rPr>
-        <w:t>💡</w:t>
-      </w:r>
-      <w:r>
-        <w:rPr>
-          <w:b/>
-          <w:bCs/>
-        </w:rPr>
-        <w:t xml:space="preserve"> 给你的演讲小贴士 (Bonus Tips)</w:t>
+          <w:b/>
+          <w:bCs/>
+        </w:rPr>
+        <w:t xml:space="preserve">1. </w:t>
+      </w:r>
+      <w:proofErr w:type="spellStart"/>
+      <w:r>
+        <w:rPr>
+          <w:b/>
+          <w:bCs/>
+        </w:rPr>
+        <w:t>ResNet</w:t>
+      </w:r>
+      <w:proofErr w:type="spellEnd"/>
+      <w:r>
+        <w:rPr>
+          <w:b/>
+          <w:bCs/>
+        </w:rPr>
+        <w:t xml:space="preserve"> 对神经网络领域的通用贡献</w:t>
+      </w:r>
+    </w:p>
+    <w:p>
+      <w:r>
+        <w:rPr>
+          <w:b/>
+          <w:bCs/>
+        </w:rPr>
+        <w:t>（对应课程文件：3-深度神经网络基础.pdf）</w:t>
+      </w:r>
+    </w:p>
+    <w:p>
+      <w:r>
+        <w:t xml:space="preserve">在讲这一部分时，你可以把 </w:t>
+      </w:r>
+      <w:proofErr w:type="spellStart"/>
+      <w:r>
+        <w:t>ResNet</w:t>
+      </w:r>
+      <w:proofErr w:type="spellEnd"/>
+      <w:r>
+        <w:t xml:space="preserve"> 定义为**“深度学习时代的‘Hello World’之后的‘标准库’”**。</w:t>
       </w:r>
     </w:p>
     <w:p>
       <w:pPr>
         <w:numPr>
           <w:ilvl w:val="0"/>
-          <w:numId w:val="13"/>
+          <w:numId w:val="14"/>
         </w:numPr>
       </w:pPr>
       <w:r>
-        <w:rPr>
-          <w:b/>
-          <w:bCs/>
-        </w:rPr>
-        <w:t>关于Figure 4的强调：</w:t>
-      </w:r>
-      <w:r>
-        <w:t xml:space="preserve"> 在讲第二页时，这是你整个PPT的高潮点。一定要用鼠标指着图中的线说：“看，红线（</w:t>
+        <w:t>重新定义了“深度” (Depth Revolution)：</w:t>
+      </w:r>
+    </w:p>
+    <w:p>
+      <w:r>
+        <w:t xml:space="preserve">在 </w:t>
       </w:r>
       <w:proofErr w:type="spellStart"/>
       <w:r>
@@ -2498,33 +2583,871 @@
       </w:r>
       <w:proofErr w:type="spellEnd"/>
       <w:r>
-        <w:t>）在深的时候反而更低，这违反了普通网络的直觉，这就是</w:t>
+        <w:t xml:space="preserve"> 之前（如 </w:t>
       </w:r>
       <w:proofErr w:type="spellStart"/>
       <w:r>
+        <w:t>AlexNet</w:t>
+      </w:r>
+      <w:proofErr w:type="spellEnd"/>
+      <w:r>
+        <w:t>, VGG），神经网络虽然叫“深度”学习，但通常只有 20 层左右。一旦超过这个深度，模型就无法训练（退化问题）。</w:t>
+      </w:r>
+      <w:proofErr w:type="spellStart"/>
+      <w:r>
         <w:t>ResNet</w:t>
       </w:r>
       <w:proofErr w:type="spellEnd"/>
       <w:r>
-        <w:t>的威力。”</w:t>
+        <w:t xml:space="preserve"> 的残差结构让我们可以轻松训练 100层、1000层 的网络。</w:t>
+      </w:r>
+    </w:p>
+    <w:p>
+      <w:pPr>
+        <w:numPr>
+          <w:ilvl w:val="1"/>
+          <w:numId w:val="14"/>
+        </w:numPr>
+      </w:pPr>
+      <w:r>
+        <w:rPr>
+          <w:i/>
+          <w:iCs/>
+        </w:rPr>
+        <w:t>贡献点：</w:t>
+      </w:r>
+      <w:r>
+        <w:t xml:space="preserve"> 它打破了深度的天花板，证明了只要优化方法得当，越深的网络确实能提取越好的特征。</w:t>
       </w:r>
     </w:p>
     <w:p>
       <w:pPr>
         <w:numPr>
           <w:ilvl w:val="0"/>
-          <w:numId w:val="13"/>
+          <w:numId w:val="14"/>
         </w:numPr>
       </w:pPr>
       <w:r>
-        <w:rPr>
-          <w:b/>
-          <w:bCs/>
-        </w:rPr>
-        <w:t>关于数字的对比：</w:t>
-      </w:r>
-      <w:r>
-        <w:t xml:space="preserve"> 在讲152层时，强调它比VGG（19层）深8倍，但计算量更小。这种“反差”最能吸引听众。</w:t>
+        <w:t>解决了“退化问题” (Solving Degradation)：</w:t>
+      </w:r>
+    </w:p>
+    <w:p>
+      <w:r>
+        <w:t>它纠正了一个长期的误区：以前人们以为深层网络</w:t>
+      </w:r>
+      <w:proofErr w:type="gramStart"/>
+      <w:r>
+        <w:t>难训练</w:t>
+      </w:r>
+      <w:proofErr w:type="gramEnd"/>
+      <w:r>
+        <w:t>是因为梯度消失（Vanishing Gradient），虽然 BN 缓解了这个问题，但训练误差依然下不去。</w:t>
+      </w:r>
+      <w:proofErr w:type="spellStart"/>
+      <w:r>
+        <w:t>ResNet</w:t>
+      </w:r>
+      <w:proofErr w:type="spellEnd"/>
+      <w:r>
+        <w:t xml:space="preserve"> 指出这是优化难度的问题，并用“恒等映射”完美解决了它。</w:t>
+      </w:r>
+    </w:p>
+    <w:p>
+      <w:pPr>
+        <w:numPr>
+          <w:ilvl w:val="0"/>
+          <w:numId w:val="14"/>
+        </w:numPr>
+      </w:pPr>
+      <w:r>
+        <w:t>极简的架构哲学 (Simplicity)：</w:t>
+      </w:r>
+    </w:p>
+    <w:p>
+      <w:proofErr w:type="spellStart"/>
+      <w:r>
+        <w:t>ResNet</w:t>
+      </w:r>
+      <w:proofErr w:type="spellEnd"/>
+      <w:r>
+        <w:t xml:space="preserve"> 沿用了 VGG 的 $3\times3$ 卷积哲学，没有像 Inception 那样搞复杂的拓扑结构。这种简单的设计使得它非常容易移植和修改，成为了后续几年的标准骨干网络</w:t>
+      </w:r>
+      <w:r>
+        <w:lastRenderedPageBreak/>
+        <w:t>（Backbone）。</w:t>
+      </w:r>
+    </w:p>
+    <w:p>
+      <w:r>
+        <w:pict w14:anchorId="68ED6CA4">
+          <v:rect id="_x0000_i1052" style="width:0;height:1.5pt" o:hralign="center" o:hrstd="t" o:hrnoshade="t" o:hr="t" fillcolor="gray" stroked="f"/>
+        </w:pict>
+      </w:r>
+    </w:p>
+    <w:p>
+      <w:pPr>
+        <w:rPr>
+          <w:b/>
+          <w:bCs/>
+        </w:rPr>
+      </w:pPr>
+      <w:r>
+        <w:rPr>
+          <w:b/>
+          <w:bCs/>
+        </w:rPr>
+        <w:t>2. 结合课程目录：</w:t>
+      </w:r>
+      <w:proofErr w:type="spellStart"/>
+      <w:r>
+        <w:rPr>
+          <w:b/>
+          <w:bCs/>
+        </w:rPr>
+        <w:t>ResNet</w:t>
+      </w:r>
+      <w:proofErr w:type="spellEnd"/>
+      <w:r>
+        <w:rPr>
+          <w:b/>
+          <w:bCs/>
+        </w:rPr>
+        <w:t xml:space="preserve"> 对具体深度学习模型/任务的贡献</w:t>
+      </w:r>
+    </w:p>
+    <w:p>
+      <w:proofErr w:type="spellStart"/>
+      <w:r>
+        <w:t>ResNet</w:t>
+      </w:r>
+      <w:proofErr w:type="spellEnd"/>
+      <w:r>
+        <w:t xml:space="preserve"> 的出现，基本上把你目录中 11 号文件之后的所有深度学习方法都“刷新”了一遍。它从一个分类网络，变成了所有视觉任务的</w:t>
+      </w:r>
+      <w:r>
+        <w:rPr>
+          <w:b/>
+          <w:bCs/>
+        </w:rPr>
+        <w:t>通用特征提取器（Backbone）</w:t>
+      </w:r>
+      <w:r>
+        <w:t>。</w:t>
+      </w:r>
+    </w:p>
+    <w:p>
+      <w:pPr>
+        <w:rPr>
+          <w:b/>
+          <w:bCs/>
+        </w:rPr>
+      </w:pPr>
+      <w:r>
+        <w:rPr>
+          <w:b/>
+          <w:bCs/>
+        </w:rPr>
+        <w:t xml:space="preserve">A. </w:t>
+      </w:r>
+      <w:proofErr w:type="gramStart"/>
+      <w:r>
+        <w:rPr>
+          <w:b/>
+          <w:bCs/>
+        </w:rPr>
+        <w:t>对“检测”与</w:t>
+      </w:r>
+      <w:proofErr w:type="gramEnd"/>
+      <w:r>
+        <w:rPr>
+          <w:b/>
+          <w:bCs/>
+        </w:rPr>
+        <w:t>“</w:t>
+      </w:r>
+      <w:proofErr w:type="gramStart"/>
+      <w:r>
+        <w:rPr>
+          <w:b/>
+          <w:bCs/>
+        </w:rPr>
+        <w:t>分割”的贡献</w:t>
+      </w:r>
+      <w:proofErr w:type="gramEnd"/>
+      <w:r>
+        <w:rPr>
+          <w:b/>
+          <w:bCs/>
+        </w:rPr>
+        <w:t>：提供了最强的特征提取器</w:t>
+      </w:r>
+    </w:p>
+    <w:p>
+      <w:pPr>
+        <w:numPr>
+          <w:ilvl w:val="0"/>
+          <w:numId w:val="15"/>
+        </w:numPr>
+      </w:pPr>
+      <w:r>
+        <w:rPr>
+          <w:b/>
+          <w:bCs/>
+        </w:rPr>
+        <w:t>相关课件：</w:t>
+      </w:r>
+    </w:p>
+    <w:p>
+      <w:pPr>
+        <w:numPr>
+          <w:ilvl w:val="1"/>
+          <w:numId w:val="15"/>
+        </w:numPr>
+      </w:pPr>
+      <w:r>
+        <w:t>11-检测1.pdf, 12-检测2.pdf</w:t>
+      </w:r>
+    </w:p>
+    <w:p>
+      <w:pPr>
+        <w:numPr>
+          <w:ilvl w:val="1"/>
+          <w:numId w:val="15"/>
+        </w:numPr>
+      </w:pPr>
+      <w:r>
+        <w:t>13-图像分割I.pdf, 14-图像分割II.pdf</w:t>
+      </w:r>
+    </w:p>
+    <w:p>
+      <w:pPr>
+        <w:numPr>
+          <w:ilvl w:val="1"/>
+          <w:numId w:val="15"/>
+        </w:numPr>
+      </w:pPr>
+      <w:r>
+        <w:t>24-目标跟踪与行为识别.pdf</w:t>
+      </w:r>
+    </w:p>
+    <w:p>
+      <w:pPr>
+        <w:numPr>
+          <w:ilvl w:val="0"/>
+          <w:numId w:val="15"/>
+        </w:numPr>
+      </w:pPr>
+      <w:r>
+        <w:t>论述逻辑：</w:t>
+      </w:r>
+    </w:p>
+    <w:p>
+      <w:r>
+        <w:t xml:space="preserve">在 </w:t>
+      </w:r>
+      <w:proofErr w:type="spellStart"/>
+      <w:r>
+        <w:t>ResNet</w:t>
+      </w:r>
+      <w:proofErr w:type="spellEnd"/>
+      <w:r>
+        <w:t xml:space="preserve"> 出现之前，目标检测（如 Fast R-CNN）和语义分割（如 FCN）主要使用 VGG 作为骨干网络。</w:t>
+      </w:r>
+    </w:p>
+    <w:p>
+      <w:pPr>
+        <w:numPr>
+          <w:ilvl w:val="1"/>
+          <w:numId w:val="15"/>
+        </w:numPr>
+      </w:pPr>
+      <w:proofErr w:type="spellStart"/>
+      <w:r>
+        <w:rPr>
+          <w:b/>
+          <w:bCs/>
+        </w:rPr>
+        <w:t>ResNet</w:t>
+      </w:r>
+      <w:proofErr w:type="spellEnd"/>
+      <w:r>
+        <w:rPr>
+          <w:b/>
+          <w:bCs/>
+        </w:rPr>
+        <w:t xml:space="preserve"> 的贡献：</w:t>
+      </w:r>
+      <w:r>
+        <w:t xml:space="preserve"> 也就是所谓的 </w:t>
+      </w:r>
+      <w:r>
+        <w:rPr>
+          <w:b/>
+          <w:bCs/>
+        </w:rPr>
+        <w:t>"</w:t>
+      </w:r>
+      <w:proofErr w:type="spellStart"/>
+      <w:r>
+        <w:rPr>
+          <w:b/>
+          <w:bCs/>
+        </w:rPr>
+        <w:t>ResNet</w:t>
+      </w:r>
+      <w:proofErr w:type="spellEnd"/>
+      <w:r>
+        <w:rPr>
+          <w:b/>
+          <w:bCs/>
+        </w:rPr>
+        <w:t>-based Backbone"</w:t>
+      </w:r>
+      <w:r>
+        <w:t>。</w:t>
+      </w:r>
+    </w:p>
+    <w:p>
+      <w:pPr>
+        <w:numPr>
+          <w:ilvl w:val="1"/>
+          <w:numId w:val="15"/>
+        </w:numPr>
+      </w:pPr>
+      <w:r>
+        <w:rPr>
+          <w:b/>
+          <w:bCs/>
+        </w:rPr>
+        <w:t>具体影响：</w:t>
+      </w:r>
+      <w:r>
+        <w:t xml:space="preserve"> 当这些任务把骨干网络从 VGG 换成 ResNet-50 或 ResNet-101 后，</w:t>
+      </w:r>
+      <w:proofErr w:type="spellStart"/>
+      <w:r>
+        <w:t>mAP</w:t>
+      </w:r>
+      <w:proofErr w:type="spellEnd"/>
+      <w:r>
+        <w:t xml:space="preserve">（检测精度）和 </w:t>
+      </w:r>
+      <w:proofErr w:type="spellStart"/>
+      <w:r>
+        <w:t>mIoU</w:t>
+      </w:r>
+      <w:proofErr w:type="spellEnd"/>
+      <w:r>
+        <w:t xml:space="preserve">（分割精度）都得到了显著提升。因为 </w:t>
+      </w:r>
+      <w:proofErr w:type="spellStart"/>
+      <w:r>
+        <w:t>ResNet</w:t>
+      </w:r>
+      <w:proofErr w:type="spellEnd"/>
+      <w:r>
+        <w:t xml:space="preserve"> 提取的特征具有更强的</w:t>
+      </w:r>
+      <w:r>
+        <w:rPr>
+          <w:b/>
+          <w:bCs/>
+        </w:rPr>
+        <w:t>语义表征能力</w:t>
+      </w:r>
+      <w:r>
+        <w:t>。</w:t>
+      </w:r>
+    </w:p>
+    <w:p>
+      <w:pPr>
+        <w:numPr>
+          <w:ilvl w:val="1"/>
+          <w:numId w:val="15"/>
+        </w:numPr>
+      </w:pPr>
+      <w:r>
+        <w:rPr>
+          <w:b/>
+          <w:bCs/>
+        </w:rPr>
+        <w:t>举例：</w:t>
+      </w:r>
+      <w:r>
+        <w:t>现在的 Faster R-CNN 或 Mask R-CNN，默认配置通常就是 ResNet-50-FPN。</w:t>
+      </w:r>
+      <w:proofErr w:type="spellStart"/>
+      <w:r>
+        <w:t>ResNet</w:t>
+      </w:r>
+      <w:proofErr w:type="spellEnd"/>
+      <w:r>
+        <w:t xml:space="preserve"> 负责提取特征，后续的头部网络负责回归和分类。”</w:t>
+      </w:r>
+    </w:p>
+    <w:p>
+      <w:pPr>
+        <w:rPr>
+          <w:b/>
+          <w:bCs/>
+        </w:rPr>
+      </w:pPr>
+      <w:r>
+        <w:rPr>
+          <w:b/>
+          <w:bCs/>
+        </w:rPr>
+        <w:t xml:space="preserve">B. </w:t>
+      </w:r>
+      <w:proofErr w:type="gramStart"/>
+      <w:r>
+        <w:rPr>
+          <w:b/>
+          <w:bCs/>
+        </w:rPr>
+        <w:t>对“底层视觉”与</w:t>
+      </w:r>
+      <w:proofErr w:type="gramEnd"/>
+      <w:r>
+        <w:rPr>
+          <w:b/>
+          <w:bCs/>
+        </w:rPr>
+        <w:t>“</w:t>
+      </w:r>
+      <w:proofErr w:type="gramStart"/>
+      <w:r>
+        <w:rPr>
+          <w:b/>
+          <w:bCs/>
+        </w:rPr>
+        <w:t>图像复原”的贡献</w:t>
+      </w:r>
+      <w:proofErr w:type="gramEnd"/>
+      <w:r>
+        <w:rPr>
+          <w:b/>
+          <w:bCs/>
+        </w:rPr>
+        <w:t>：残差学习思想的直接应用</w:t>
+      </w:r>
+    </w:p>
+    <w:p>
+      <w:pPr>
+        <w:numPr>
+          <w:ilvl w:val="0"/>
+          <w:numId w:val="16"/>
+        </w:numPr>
+      </w:pPr>
+      <w:r>
+        <w:rPr>
+          <w:b/>
+          <w:bCs/>
+        </w:rPr>
+        <w:t>相关课件：</w:t>
+      </w:r>
+    </w:p>
+    <w:p>
+      <w:pPr>
+        <w:numPr>
+          <w:ilvl w:val="1"/>
+          <w:numId w:val="16"/>
+        </w:numPr>
+      </w:pPr>
+      <w:r>
+        <w:t>6-形态学与基于深度学习的</w:t>
+      </w:r>
+      <w:proofErr w:type="gramStart"/>
+      <w:r>
+        <w:t>图像去噪</w:t>
+      </w:r>
+      <w:proofErr w:type="gramEnd"/>
+      <w:r>
+        <w:t>.pdf</w:t>
+      </w:r>
+    </w:p>
+    <w:p>
+      <w:pPr>
+        <w:numPr>
+          <w:ilvl w:val="1"/>
+          <w:numId w:val="16"/>
+        </w:numPr>
+      </w:pPr>
+      <w:r>
+        <w:t>8-图像复原.pdf</w:t>
+      </w:r>
+    </w:p>
+    <w:p>
+      <w:pPr>
+        <w:numPr>
+          <w:ilvl w:val="0"/>
+          <w:numId w:val="16"/>
+        </w:numPr>
+      </w:pPr>
+      <w:r>
+        <w:t>论述逻辑：</w:t>
+      </w:r>
+    </w:p>
+    <w:p>
+      <w:r>
+        <w:t>图像去噪、去雨、超分辨率（Super-Resolution）等任务，输入是“坏图”，输出是“好图”。</w:t>
+      </w:r>
+    </w:p>
+    <w:p>
+      <w:pPr>
+        <w:numPr>
+          <w:ilvl w:val="1"/>
+          <w:numId w:val="16"/>
+        </w:numPr>
+      </w:pPr>
+      <w:proofErr w:type="spellStart"/>
+      <w:r>
+        <w:rPr>
+          <w:b/>
+          <w:bCs/>
+        </w:rPr>
+        <w:t>ResNet</w:t>
+      </w:r>
+      <w:proofErr w:type="spellEnd"/>
+      <w:r>
+        <w:rPr>
+          <w:b/>
+          <w:bCs/>
+        </w:rPr>
+        <w:t xml:space="preserve"> 的贡献：</w:t>
+      </w:r>
+      <w:r>
+        <w:t xml:space="preserve"> </w:t>
+      </w:r>
+      <w:r>
+        <w:rPr>
+          <w:b/>
+          <w:bCs/>
+        </w:rPr>
+        <w:t>残差学习（Residual Learning）的思想在这里比分类任务更直观！</w:t>
+      </w:r>
+    </w:p>
+    <w:p>
+      <w:pPr>
+        <w:numPr>
+          <w:ilvl w:val="1"/>
+          <w:numId w:val="16"/>
+        </w:numPr>
+      </w:pPr>
+      <w:r>
+        <w:lastRenderedPageBreak/>
+        <w:t>具体影响： 在</w:t>
+      </w:r>
+      <w:proofErr w:type="gramStart"/>
+      <w:r>
+        <w:t>去噪任务</w:t>
+      </w:r>
+      <w:proofErr w:type="gramEnd"/>
+      <w:r>
+        <w:t>中，网络不需要学习如何从“噪点图”生成“干净图”，而是学习预测**“噪声分布”**（即残差）。</w:t>
+      </w:r>
+    </w:p>
+    <w:p>
+      <w:r>
+        <w:t>$$\</w:t>
+      </w:r>
+      <w:proofErr w:type="gramStart"/>
+      <w:r>
+        <w:t>text{</w:t>
+      </w:r>
+      <w:proofErr w:type="gramEnd"/>
+      <w:r>
+        <w:t>Output} = \</w:t>
+      </w:r>
+      <w:proofErr w:type="gramStart"/>
+      <w:r>
+        <w:t>text{</w:t>
+      </w:r>
+      <w:proofErr w:type="gramEnd"/>
+      <w:r>
+        <w:t>Input} - \</w:t>
+      </w:r>
+      <w:proofErr w:type="gramStart"/>
+      <w:r>
+        <w:t>text{Noise(</w:t>
+      </w:r>
+      <w:proofErr w:type="gramEnd"/>
+      <w:r>
+        <w:t>Predicted by Network</w:t>
+      </w:r>
+      <w:proofErr w:type="gramStart"/>
+      <w:r>
+        <w:t>)}$</w:t>
+      </w:r>
+      <w:proofErr w:type="gramEnd"/>
+      <w:r>
+        <w:t>$</w:t>
+      </w:r>
+    </w:p>
+    <w:p>
+      <w:pPr>
+        <w:numPr>
+          <w:ilvl w:val="1"/>
+          <w:numId w:val="16"/>
+        </w:numPr>
+      </w:pPr>
+      <w:r>
+        <w:t xml:space="preserve">这正是 </w:t>
+      </w:r>
+      <w:proofErr w:type="spellStart"/>
+      <w:r>
+        <w:t>ResNet</w:t>
+      </w:r>
+      <w:proofErr w:type="spellEnd"/>
+      <w:r>
+        <w:t xml:space="preserve"> $H(x) = F(x) + x$ 思想的完美体现。学习“差值”比</w:t>
+      </w:r>
+      <w:proofErr w:type="gramStart"/>
+      <w:r>
+        <w:t>学习全</w:t>
+      </w:r>
+      <w:proofErr w:type="gramEnd"/>
+      <w:r>
+        <w:t>量图像容易得多，这直接推动了 DNCNN、VDSR 等经典复原网络的发展。</w:t>
+      </w:r>
+    </w:p>
+    <w:p>
+      <w:pPr>
+        <w:rPr>
+          <w:b/>
+          <w:bCs/>
+        </w:rPr>
+      </w:pPr>
+      <w:r>
+        <w:rPr>
+          <w:b/>
+          <w:bCs/>
+        </w:rPr>
+        <w:t xml:space="preserve">C. </w:t>
+      </w:r>
+      <w:proofErr w:type="gramStart"/>
+      <w:r>
+        <w:rPr>
+          <w:b/>
+          <w:bCs/>
+        </w:rPr>
+        <w:t>对“特征提取”与</w:t>
+      </w:r>
+      <w:proofErr w:type="gramEnd"/>
+      <w:r>
+        <w:rPr>
+          <w:b/>
+          <w:bCs/>
+        </w:rPr>
+        <w:t>“</w:t>
+      </w:r>
+      <w:proofErr w:type="gramStart"/>
+      <w:r>
+        <w:rPr>
+          <w:b/>
+          <w:bCs/>
+        </w:rPr>
+        <w:t>视觉重建”的贡献</w:t>
+      </w:r>
+      <w:proofErr w:type="gramEnd"/>
+      <w:r>
+        <w:rPr>
+          <w:b/>
+          <w:bCs/>
+        </w:rPr>
+        <w:t>：从手工特征到深度特征的转折</w:t>
+      </w:r>
+    </w:p>
+    <w:p>
+      <w:pPr>
+        <w:numPr>
+          <w:ilvl w:val="0"/>
+          <w:numId w:val="17"/>
+        </w:numPr>
+      </w:pPr>
+      <w:r>
+        <w:rPr>
+          <w:b/>
+          <w:bCs/>
+        </w:rPr>
+        <w:t>相关课件：</w:t>
+      </w:r>
+    </w:p>
+    <w:p>
+      <w:pPr>
+        <w:numPr>
+          <w:ilvl w:val="1"/>
+          <w:numId w:val="17"/>
+        </w:numPr>
+      </w:pPr>
+      <w:r>
+        <w:t>15/16/17-特征提取.pdf</w:t>
+      </w:r>
+    </w:p>
+    <w:p>
+      <w:pPr>
+        <w:numPr>
+          <w:ilvl w:val="1"/>
+          <w:numId w:val="17"/>
+        </w:numPr>
+      </w:pPr>
+      <w:r>
+        <w:t>21/22/23-视觉重建与定位.pdf</w:t>
+      </w:r>
+    </w:p>
+    <w:p>
+      <w:pPr>
+        <w:numPr>
+          <w:ilvl w:val="0"/>
+          <w:numId w:val="17"/>
+        </w:numPr>
+      </w:pPr>
+      <w:r>
+        <w:t>论述逻辑：</w:t>
+      </w:r>
+    </w:p>
+    <w:p>
+      <w:r>
+        <w:t xml:space="preserve">这也是你之前做 </w:t>
+      </w:r>
+      <w:proofErr w:type="spellStart"/>
+      <w:r>
+        <w:t>hloc</w:t>
+      </w:r>
+      <w:proofErr w:type="spellEnd"/>
+      <w:r>
+        <w:t>/COLMAP 项目最熟悉的部分。</w:t>
+      </w:r>
+    </w:p>
+    <w:p>
+      <w:pPr>
+        <w:numPr>
+          <w:ilvl w:val="1"/>
+          <w:numId w:val="17"/>
+        </w:numPr>
+      </w:pPr>
+      <w:proofErr w:type="spellStart"/>
+      <w:r>
+        <w:rPr>
+          <w:b/>
+          <w:bCs/>
+        </w:rPr>
+        <w:t>ResNet</w:t>
+      </w:r>
+      <w:proofErr w:type="spellEnd"/>
+      <w:r>
+        <w:rPr>
+          <w:b/>
+          <w:bCs/>
+        </w:rPr>
+        <w:t xml:space="preserve"> 的贡献：</w:t>
+      </w:r>
+      <w:r>
+        <w:t xml:space="preserve"> </w:t>
+      </w:r>
+      <w:r>
+        <w:rPr>
+          <w:b/>
+          <w:bCs/>
+        </w:rPr>
+        <w:t>Deep Features（深度特征）取代 Hand-crafted Features（手工特征）。</w:t>
+      </w:r>
+    </w:p>
+    <w:p>
+      <w:pPr>
+        <w:numPr>
+          <w:ilvl w:val="1"/>
+          <w:numId w:val="17"/>
+        </w:numPr>
+      </w:pPr>
+      <w:r>
+        <w:rPr>
+          <w:b/>
+          <w:bCs/>
+        </w:rPr>
+        <w:t>具体影响：</w:t>
+      </w:r>
+      <w:r>
+        <w:t xml:space="preserve"> 传统的特征提取讲的是 SIFT、ORB（可能在你的课件前半部分）。而 </w:t>
+      </w:r>
+      <w:proofErr w:type="spellStart"/>
+      <w:r>
+        <w:t>ResNet</w:t>
+      </w:r>
+      <w:proofErr w:type="spellEnd"/>
+      <w:r>
+        <w:t xml:space="preserve"> 的中间层输出，被证明具有极强的泛化能力。</w:t>
+      </w:r>
+    </w:p>
+    <w:p>
+      <w:pPr>
+        <w:numPr>
+          <w:ilvl w:val="1"/>
+          <w:numId w:val="17"/>
+        </w:numPr>
+      </w:pPr>
+      <w:r>
+        <w:rPr>
+          <w:b/>
+          <w:bCs/>
+        </w:rPr>
+        <w:t>结合你的经历：</w:t>
+      </w:r>
+      <w:r>
+        <w:t xml:space="preserve"> 在视觉定位（Visual Localization）中，像你用过的 </w:t>
+      </w:r>
+      <w:proofErr w:type="spellStart"/>
+      <w:r>
+        <w:rPr>
+          <w:b/>
+          <w:bCs/>
+        </w:rPr>
+        <w:t>SuperPoint</w:t>
+      </w:r>
+      <w:proofErr w:type="spellEnd"/>
+      <w:r>
+        <w:t xml:space="preserve"> 或者 </w:t>
+      </w:r>
+      <w:r>
+        <w:rPr>
+          <w:b/>
+          <w:bCs/>
+        </w:rPr>
+        <w:t>Disk</w:t>
+      </w:r>
+      <w:r>
+        <w:t xml:space="preserve"> 等现代特征点提取器，其内部的卷积结构设计深受 </w:t>
+      </w:r>
+      <w:proofErr w:type="spellStart"/>
+      <w:r>
+        <w:t>ResNet</w:t>
+      </w:r>
+      <w:proofErr w:type="spellEnd"/>
+      <w:r>
+        <w:t xml:space="preserve"> 残差</w:t>
+      </w:r>
+      <w:proofErr w:type="gramStart"/>
+      <w:r>
+        <w:t>块设计</w:t>
+      </w:r>
+      <w:proofErr w:type="gramEnd"/>
+      <w:r>
+        <w:t>的影响（虽然它们可能不完全照搬 ResNet-50，但 Conv-Block-Skip 结构无处不在）。</w:t>
+      </w:r>
+      <w:proofErr w:type="spellStart"/>
+      <w:r>
+        <w:t>ResNet</w:t>
+      </w:r>
+      <w:proofErr w:type="spellEnd"/>
+      <w:r>
+        <w:t xml:space="preserve"> 证明了深层卷积特征在几何变换下的鲁棒性，这对于 3D 重建至关重要。</w:t>
+      </w:r>
+    </w:p>
+    <w:p>
+      <w:r>
+        <w:pict w14:anchorId="776DCDD4">
+          <v:rect id="_x0000_i1053" style="width:0;height:1.5pt" o:hralign="center" o:hrstd="t" o:hrnoshade="t" o:hr="t" fillcolor="gray" stroked="f"/>
+        </w:pict>
       </w:r>
     </w:p>
     <w:p/>
@@ -3137,6 +4060,155 @@
     </w:lvl>
   </w:abstractNum>
   <w:abstractNum w:abstractNumId="4" w15:restartNumberingAfterBreak="0">
+    <w:nsid w:val="23B80E9A"/>
+    <w:multiLevelType w:val="multilevel"/>
+    <w:tmpl w:val="B3C043CA"/>
+    <w:lvl w:ilvl="0">
+      <w:start w:val="1"/>
+      <w:numFmt w:val="bullet"/>
+      <w:lvlText w:val=""/>
+      <w:lvlJc w:val="left"/>
+      <w:pPr>
+        <w:tabs>
+          <w:tab w:val="num" w:pos="720"/>
+        </w:tabs>
+        <w:ind w:left="720" w:hanging="360"/>
+      </w:pPr>
+      <w:rPr>
+        <w:rFonts w:ascii="Symbol" w:hAnsi="Symbol" w:hint="default"/>
+        <w:sz w:val="20"/>
+      </w:rPr>
+    </w:lvl>
+    <w:lvl w:ilvl="1">
+      <w:start w:val="1"/>
+      <w:numFmt w:val="bullet"/>
+      <w:lvlText w:val="o"/>
+      <w:lvlJc w:val="left"/>
+      <w:pPr>
+        <w:tabs>
+          <w:tab w:val="num" w:pos="1440"/>
+        </w:tabs>
+        <w:ind w:left="1440" w:hanging="360"/>
+      </w:pPr>
+      <w:rPr>
+        <w:rFonts w:ascii="Courier New" w:hAnsi="Courier New" w:hint="default"/>
+        <w:sz w:val="20"/>
+      </w:rPr>
+    </w:lvl>
+    <w:lvl w:ilvl="2" w:tentative="1">
+      <w:start w:val="1"/>
+      <w:numFmt w:val="bullet"/>
+      <w:lvlText w:val=""/>
+      <w:lvlJc w:val="left"/>
+      <w:pPr>
+        <w:tabs>
+          <w:tab w:val="num" w:pos="2160"/>
+        </w:tabs>
+        <w:ind w:left="2160" w:hanging="360"/>
+      </w:pPr>
+      <w:rPr>
+        <w:rFonts w:ascii="Wingdings" w:hAnsi="Wingdings" w:hint="default"/>
+        <w:sz w:val="20"/>
+      </w:rPr>
+    </w:lvl>
+    <w:lvl w:ilvl="3" w:tentative="1">
+      <w:start w:val="1"/>
+      <w:numFmt w:val="bullet"/>
+      <w:lvlText w:val=""/>
+      <w:lvlJc w:val="left"/>
+      <w:pPr>
+        <w:tabs>
+          <w:tab w:val="num" w:pos="2880"/>
+        </w:tabs>
+        <w:ind w:left="2880" w:hanging="360"/>
+      </w:pPr>
+      <w:rPr>
+        <w:rFonts w:ascii="Wingdings" w:hAnsi="Wingdings" w:hint="default"/>
+        <w:sz w:val="20"/>
+      </w:rPr>
+    </w:lvl>
+    <w:lvl w:ilvl="4" w:tentative="1">
+      <w:start w:val="1"/>
+      <w:numFmt w:val="bullet"/>
+      <w:lvlText w:val=""/>
+      <w:lvlJc w:val="left"/>
+      <w:pPr>
+        <w:tabs>
+          <w:tab w:val="num" w:pos="3600"/>
+        </w:tabs>
+        <w:ind w:left="3600" w:hanging="360"/>
+      </w:pPr>
+      <w:rPr>
+        <w:rFonts w:ascii="Wingdings" w:hAnsi="Wingdings" w:hint="default"/>
+        <w:sz w:val="20"/>
+      </w:rPr>
+    </w:lvl>
+    <w:lvl w:ilvl="5" w:tentative="1">
+      <w:start w:val="1"/>
+      <w:numFmt w:val="bullet"/>
+      <w:lvlText w:val=""/>
+      <w:lvlJc w:val="left"/>
+      <w:pPr>
+        <w:tabs>
+          <w:tab w:val="num" w:pos="4320"/>
+        </w:tabs>
+        <w:ind w:left="4320" w:hanging="360"/>
+      </w:pPr>
+      <w:rPr>
+        <w:rFonts w:ascii="Wingdings" w:hAnsi="Wingdings" w:hint="default"/>
+        <w:sz w:val="20"/>
+      </w:rPr>
+    </w:lvl>
+    <w:lvl w:ilvl="6" w:tentative="1">
+      <w:start w:val="1"/>
+      <w:numFmt w:val="bullet"/>
+      <w:lvlText w:val=""/>
+      <w:lvlJc w:val="left"/>
+      <w:pPr>
+        <w:tabs>
+          <w:tab w:val="num" w:pos="5040"/>
+        </w:tabs>
+        <w:ind w:left="5040" w:hanging="360"/>
+      </w:pPr>
+      <w:rPr>
+        <w:rFonts w:ascii="Wingdings" w:hAnsi="Wingdings" w:hint="default"/>
+        <w:sz w:val="20"/>
+      </w:rPr>
+    </w:lvl>
+    <w:lvl w:ilvl="7" w:tentative="1">
+      <w:start w:val="1"/>
+      <w:numFmt w:val="bullet"/>
+      <w:lvlText w:val=""/>
+      <w:lvlJc w:val="left"/>
+      <w:pPr>
+        <w:tabs>
+          <w:tab w:val="num" w:pos="5760"/>
+        </w:tabs>
+        <w:ind w:left="5760" w:hanging="360"/>
+      </w:pPr>
+      <w:rPr>
+        <w:rFonts w:ascii="Wingdings" w:hAnsi="Wingdings" w:hint="default"/>
+        <w:sz w:val="20"/>
+      </w:rPr>
+    </w:lvl>
+    <w:lvl w:ilvl="8" w:tentative="1">
+      <w:start w:val="1"/>
+      <w:numFmt w:val="bullet"/>
+      <w:lvlText w:val=""/>
+      <w:lvlJc w:val="left"/>
+      <w:pPr>
+        <w:tabs>
+          <w:tab w:val="num" w:pos="6480"/>
+        </w:tabs>
+        <w:ind w:left="6480" w:hanging="360"/>
+      </w:pPr>
+      <w:rPr>
+        <w:rFonts w:ascii="Wingdings" w:hAnsi="Wingdings" w:hint="default"/>
+        <w:sz w:val="20"/>
+      </w:rPr>
+    </w:lvl>
+  </w:abstractNum>
+  <w:abstractNum w:abstractNumId="5" w15:restartNumberingAfterBreak="0">
     <w:nsid w:val="2B837DCF"/>
     <w:multiLevelType w:val="multilevel"/>
     <w:tmpl w:val="888499FC"/>
@@ -3285,7 +4357,7 @@
       </w:rPr>
     </w:lvl>
   </w:abstractNum>
-  <w:abstractNum w:abstractNumId="5" w15:restartNumberingAfterBreak="0">
+  <w:abstractNum w:abstractNumId="6" w15:restartNumberingAfterBreak="0">
     <w:nsid w:val="2D42699E"/>
     <w:multiLevelType w:val="multilevel"/>
     <w:tmpl w:val="32A418AA"/>
@@ -3434,7 +4506,7 @@
       </w:rPr>
     </w:lvl>
   </w:abstractNum>
-  <w:abstractNum w:abstractNumId="6" w15:restartNumberingAfterBreak="0">
+  <w:abstractNum w:abstractNumId="7" w15:restartNumberingAfterBreak="0">
     <w:nsid w:val="2F115B52"/>
     <w:multiLevelType w:val="multilevel"/>
     <w:tmpl w:val="5AD2AE48"/>
@@ -3583,7 +4655,156 @@
       </w:rPr>
     </w:lvl>
   </w:abstractNum>
-  <w:abstractNum w:abstractNumId="7" w15:restartNumberingAfterBreak="0">
+  <w:abstractNum w:abstractNumId="8" w15:restartNumberingAfterBreak="0">
+    <w:nsid w:val="347F3AFE"/>
+    <w:multiLevelType w:val="multilevel"/>
+    <w:tmpl w:val="E9366D84"/>
+    <w:lvl w:ilvl="0">
+      <w:start w:val="1"/>
+      <w:numFmt w:val="bullet"/>
+      <w:lvlText w:val=""/>
+      <w:lvlJc w:val="left"/>
+      <w:pPr>
+        <w:tabs>
+          <w:tab w:val="num" w:pos="720"/>
+        </w:tabs>
+        <w:ind w:left="720" w:hanging="360"/>
+      </w:pPr>
+      <w:rPr>
+        <w:rFonts w:ascii="Symbol" w:hAnsi="Symbol" w:hint="default"/>
+        <w:sz w:val="20"/>
+      </w:rPr>
+    </w:lvl>
+    <w:lvl w:ilvl="1">
+      <w:start w:val="1"/>
+      <w:numFmt w:val="bullet"/>
+      <w:lvlText w:val="o"/>
+      <w:lvlJc w:val="left"/>
+      <w:pPr>
+        <w:tabs>
+          <w:tab w:val="num" w:pos="1440"/>
+        </w:tabs>
+        <w:ind w:left="1440" w:hanging="360"/>
+      </w:pPr>
+      <w:rPr>
+        <w:rFonts w:ascii="Courier New" w:hAnsi="Courier New" w:hint="default"/>
+        <w:sz w:val="20"/>
+      </w:rPr>
+    </w:lvl>
+    <w:lvl w:ilvl="2" w:tentative="1">
+      <w:start w:val="1"/>
+      <w:numFmt w:val="bullet"/>
+      <w:lvlText w:val=""/>
+      <w:lvlJc w:val="left"/>
+      <w:pPr>
+        <w:tabs>
+          <w:tab w:val="num" w:pos="2160"/>
+        </w:tabs>
+        <w:ind w:left="2160" w:hanging="360"/>
+      </w:pPr>
+      <w:rPr>
+        <w:rFonts w:ascii="Wingdings" w:hAnsi="Wingdings" w:hint="default"/>
+        <w:sz w:val="20"/>
+      </w:rPr>
+    </w:lvl>
+    <w:lvl w:ilvl="3" w:tentative="1">
+      <w:start w:val="1"/>
+      <w:numFmt w:val="bullet"/>
+      <w:lvlText w:val=""/>
+      <w:lvlJc w:val="left"/>
+      <w:pPr>
+        <w:tabs>
+          <w:tab w:val="num" w:pos="2880"/>
+        </w:tabs>
+        <w:ind w:left="2880" w:hanging="360"/>
+      </w:pPr>
+      <w:rPr>
+        <w:rFonts w:ascii="Wingdings" w:hAnsi="Wingdings" w:hint="default"/>
+        <w:sz w:val="20"/>
+      </w:rPr>
+    </w:lvl>
+    <w:lvl w:ilvl="4" w:tentative="1">
+      <w:start w:val="1"/>
+      <w:numFmt w:val="bullet"/>
+      <w:lvlText w:val=""/>
+      <w:lvlJc w:val="left"/>
+      <w:pPr>
+        <w:tabs>
+          <w:tab w:val="num" w:pos="3600"/>
+        </w:tabs>
+        <w:ind w:left="3600" w:hanging="360"/>
+      </w:pPr>
+      <w:rPr>
+        <w:rFonts w:ascii="Wingdings" w:hAnsi="Wingdings" w:hint="default"/>
+        <w:sz w:val="20"/>
+      </w:rPr>
+    </w:lvl>
+    <w:lvl w:ilvl="5" w:tentative="1">
+      <w:start w:val="1"/>
+      <w:numFmt w:val="bullet"/>
+      <w:lvlText w:val=""/>
+      <w:lvlJc w:val="left"/>
+      <w:pPr>
+        <w:tabs>
+          <w:tab w:val="num" w:pos="4320"/>
+        </w:tabs>
+        <w:ind w:left="4320" w:hanging="360"/>
+      </w:pPr>
+      <w:rPr>
+        <w:rFonts w:ascii="Wingdings" w:hAnsi="Wingdings" w:hint="default"/>
+        <w:sz w:val="20"/>
+      </w:rPr>
+    </w:lvl>
+    <w:lvl w:ilvl="6" w:tentative="1">
+      <w:start w:val="1"/>
+      <w:numFmt w:val="bullet"/>
+      <w:lvlText w:val=""/>
+      <w:lvlJc w:val="left"/>
+      <w:pPr>
+        <w:tabs>
+          <w:tab w:val="num" w:pos="5040"/>
+        </w:tabs>
+        <w:ind w:left="5040" w:hanging="360"/>
+      </w:pPr>
+      <w:rPr>
+        <w:rFonts w:ascii="Wingdings" w:hAnsi="Wingdings" w:hint="default"/>
+        <w:sz w:val="20"/>
+      </w:rPr>
+    </w:lvl>
+    <w:lvl w:ilvl="7" w:tentative="1">
+      <w:start w:val="1"/>
+      <w:numFmt w:val="bullet"/>
+      <w:lvlText w:val=""/>
+      <w:lvlJc w:val="left"/>
+      <w:pPr>
+        <w:tabs>
+          <w:tab w:val="num" w:pos="5760"/>
+        </w:tabs>
+        <w:ind w:left="5760" w:hanging="360"/>
+      </w:pPr>
+      <w:rPr>
+        <w:rFonts w:ascii="Wingdings" w:hAnsi="Wingdings" w:hint="default"/>
+        <w:sz w:val="20"/>
+      </w:rPr>
+    </w:lvl>
+    <w:lvl w:ilvl="8" w:tentative="1">
+      <w:start w:val="1"/>
+      <w:numFmt w:val="bullet"/>
+      <w:lvlText w:val=""/>
+      <w:lvlJc w:val="left"/>
+      <w:pPr>
+        <w:tabs>
+          <w:tab w:val="num" w:pos="6480"/>
+        </w:tabs>
+        <w:ind w:left="6480" w:hanging="360"/>
+      </w:pPr>
+      <w:rPr>
+        <w:rFonts w:ascii="Wingdings" w:hAnsi="Wingdings" w:hint="default"/>
+        <w:sz w:val="20"/>
+      </w:rPr>
+    </w:lvl>
+  </w:abstractNum>
+  <w:abstractNum w:abstractNumId="9" w15:restartNumberingAfterBreak="0">
     <w:nsid w:val="42B55C4B"/>
     <w:multiLevelType w:val="multilevel"/>
     <w:tmpl w:val="C66217B0"/>
@@ -3732,7 +4953,7 @@
       </w:rPr>
     </w:lvl>
   </w:abstractNum>
-  <w:abstractNum w:abstractNumId="8" w15:restartNumberingAfterBreak="0">
+  <w:abstractNum w:abstractNumId="10" w15:restartNumberingAfterBreak="0">
     <w:nsid w:val="43361EAB"/>
     <w:multiLevelType w:val="multilevel"/>
     <w:tmpl w:val="65CCE1E0"/>
@@ -3881,7 +5102,156 @@
       </w:rPr>
     </w:lvl>
   </w:abstractNum>
-  <w:abstractNum w:abstractNumId="9" w15:restartNumberingAfterBreak="0">
+  <w:abstractNum w:abstractNumId="11" w15:restartNumberingAfterBreak="0">
+    <w:nsid w:val="44C507D6"/>
+    <w:multiLevelType w:val="multilevel"/>
+    <w:tmpl w:val="88AA41E8"/>
+    <w:lvl w:ilvl="0">
+      <w:start w:val="1"/>
+      <w:numFmt w:val="bullet"/>
+      <w:lvlText w:val=""/>
+      <w:lvlJc w:val="left"/>
+      <w:pPr>
+        <w:tabs>
+          <w:tab w:val="num" w:pos="720"/>
+        </w:tabs>
+        <w:ind w:left="720" w:hanging="360"/>
+      </w:pPr>
+      <w:rPr>
+        <w:rFonts w:ascii="Symbol" w:hAnsi="Symbol" w:hint="default"/>
+        <w:sz w:val="20"/>
+      </w:rPr>
+    </w:lvl>
+    <w:lvl w:ilvl="1">
+      <w:start w:val="1"/>
+      <w:numFmt w:val="bullet"/>
+      <w:lvlText w:val="o"/>
+      <w:lvlJc w:val="left"/>
+      <w:pPr>
+        <w:tabs>
+          <w:tab w:val="num" w:pos="1440"/>
+        </w:tabs>
+        <w:ind w:left="1440" w:hanging="360"/>
+      </w:pPr>
+      <w:rPr>
+        <w:rFonts w:ascii="Courier New" w:hAnsi="Courier New" w:hint="default"/>
+        <w:sz w:val="20"/>
+      </w:rPr>
+    </w:lvl>
+    <w:lvl w:ilvl="2" w:tentative="1">
+      <w:start w:val="1"/>
+      <w:numFmt w:val="bullet"/>
+      <w:lvlText w:val=""/>
+      <w:lvlJc w:val="left"/>
+      <w:pPr>
+        <w:tabs>
+          <w:tab w:val="num" w:pos="2160"/>
+        </w:tabs>
+        <w:ind w:left="2160" w:hanging="360"/>
+      </w:pPr>
+      <w:rPr>
+        <w:rFonts w:ascii="Wingdings" w:hAnsi="Wingdings" w:hint="default"/>
+        <w:sz w:val="20"/>
+      </w:rPr>
+    </w:lvl>
+    <w:lvl w:ilvl="3" w:tentative="1">
+      <w:start w:val="1"/>
+      <w:numFmt w:val="bullet"/>
+      <w:lvlText w:val=""/>
+      <w:lvlJc w:val="left"/>
+      <w:pPr>
+        <w:tabs>
+          <w:tab w:val="num" w:pos="2880"/>
+        </w:tabs>
+        <w:ind w:left="2880" w:hanging="360"/>
+      </w:pPr>
+      <w:rPr>
+        <w:rFonts w:ascii="Wingdings" w:hAnsi="Wingdings" w:hint="default"/>
+        <w:sz w:val="20"/>
+      </w:rPr>
+    </w:lvl>
+    <w:lvl w:ilvl="4" w:tentative="1">
+      <w:start w:val="1"/>
+      <w:numFmt w:val="bullet"/>
+      <w:lvlText w:val=""/>
+      <w:lvlJc w:val="left"/>
+      <w:pPr>
+        <w:tabs>
+          <w:tab w:val="num" w:pos="3600"/>
+        </w:tabs>
+        <w:ind w:left="3600" w:hanging="360"/>
+      </w:pPr>
+      <w:rPr>
+        <w:rFonts w:ascii="Wingdings" w:hAnsi="Wingdings" w:hint="default"/>
+        <w:sz w:val="20"/>
+      </w:rPr>
+    </w:lvl>
+    <w:lvl w:ilvl="5" w:tentative="1">
+      <w:start w:val="1"/>
+      <w:numFmt w:val="bullet"/>
+      <w:lvlText w:val=""/>
+      <w:lvlJc w:val="left"/>
+      <w:pPr>
+        <w:tabs>
+          <w:tab w:val="num" w:pos="4320"/>
+        </w:tabs>
+        <w:ind w:left="4320" w:hanging="360"/>
+      </w:pPr>
+      <w:rPr>
+        <w:rFonts w:ascii="Wingdings" w:hAnsi="Wingdings" w:hint="default"/>
+        <w:sz w:val="20"/>
+      </w:rPr>
+    </w:lvl>
+    <w:lvl w:ilvl="6" w:tentative="1">
+      <w:start w:val="1"/>
+      <w:numFmt w:val="bullet"/>
+      <w:lvlText w:val=""/>
+      <w:lvlJc w:val="left"/>
+      <w:pPr>
+        <w:tabs>
+          <w:tab w:val="num" w:pos="5040"/>
+        </w:tabs>
+        <w:ind w:left="5040" w:hanging="360"/>
+      </w:pPr>
+      <w:rPr>
+        <w:rFonts w:ascii="Wingdings" w:hAnsi="Wingdings" w:hint="default"/>
+        <w:sz w:val="20"/>
+      </w:rPr>
+    </w:lvl>
+    <w:lvl w:ilvl="7" w:tentative="1">
+      <w:start w:val="1"/>
+      <w:numFmt w:val="bullet"/>
+      <w:lvlText w:val=""/>
+      <w:lvlJc w:val="left"/>
+      <w:pPr>
+        <w:tabs>
+          <w:tab w:val="num" w:pos="5760"/>
+        </w:tabs>
+        <w:ind w:left="5760" w:hanging="360"/>
+      </w:pPr>
+      <w:rPr>
+        <w:rFonts w:ascii="Wingdings" w:hAnsi="Wingdings" w:hint="default"/>
+        <w:sz w:val="20"/>
+      </w:rPr>
+    </w:lvl>
+    <w:lvl w:ilvl="8" w:tentative="1">
+      <w:start w:val="1"/>
+      <w:numFmt w:val="bullet"/>
+      <w:lvlText w:val=""/>
+      <w:lvlJc w:val="left"/>
+      <w:pPr>
+        <w:tabs>
+          <w:tab w:val="num" w:pos="6480"/>
+        </w:tabs>
+        <w:ind w:left="6480" w:hanging="360"/>
+      </w:pPr>
+      <w:rPr>
+        <w:rFonts w:ascii="Wingdings" w:hAnsi="Wingdings" w:hint="default"/>
+        <w:sz w:val="20"/>
+      </w:rPr>
+    </w:lvl>
+  </w:abstractNum>
+  <w:abstractNum w:abstractNumId="12" w15:restartNumberingAfterBreak="0">
     <w:nsid w:val="4C720718"/>
     <w:multiLevelType w:val="multilevel"/>
     <w:tmpl w:val="841CC5DA"/>
@@ -4030,7 +5400,7 @@
       </w:rPr>
     </w:lvl>
   </w:abstractNum>
-  <w:abstractNum w:abstractNumId="10" w15:restartNumberingAfterBreak="0">
+  <w:abstractNum w:abstractNumId="13" w15:restartNumberingAfterBreak="0">
     <w:nsid w:val="51C95A0D"/>
     <w:multiLevelType w:val="multilevel"/>
     <w:tmpl w:val="F2BA8A48"/>
@@ -4179,7 +5549,156 @@
       </w:rPr>
     </w:lvl>
   </w:abstractNum>
-  <w:abstractNum w:abstractNumId="11" w15:restartNumberingAfterBreak="0">
+  <w:abstractNum w:abstractNumId="14" w15:restartNumberingAfterBreak="0">
+    <w:nsid w:val="5ACF7C3C"/>
+    <w:multiLevelType w:val="multilevel"/>
+    <w:tmpl w:val="94CE4FE2"/>
+    <w:lvl w:ilvl="0">
+      <w:start w:val="1"/>
+      <w:numFmt w:val="bullet"/>
+      <w:lvlText w:val=""/>
+      <w:lvlJc w:val="left"/>
+      <w:pPr>
+        <w:tabs>
+          <w:tab w:val="num" w:pos="720"/>
+        </w:tabs>
+        <w:ind w:left="720" w:hanging="360"/>
+      </w:pPr>
+      <w:rPr>
+        <w:rFonts w:ascii="Symbol" w:hAnsi="Symbol" w:hint="default"/>
+        <w:sz w:val="20"/>
+      </w:rPr>
+    </w:lvl>
+    <w:lvl w:ilvl="1">
+      <w:start w:val="1"/>
+      <w:numFmt w:val="bullet"/>
+      <w:lvlText w:val="o"/>
+      <w:lvlJc w:val="left"/>
+      <w:pPr>
+        <w:tabs>
+          <w:tab w:val="num" w:pos="1440"/>
+        </w:tabs>
+        <w:ind w:left="1440" w:hanging="360"/>
+      </w:pPr>
+      <w:rPr>
+        <w:rFonts w:ascii="Courier New" w:hAnsi="Courier New" w:hint="default"/>
+        <w:sz w:val="20"/>
+      </w:rPr>
+    </w:lvl>
+    <w:lvl w:ilvl="2" w:tentative="1">
+      <w:start w:val="1"/>
+      <w:numFmt w:val="bullet"/>
+      <w:lvlText w:val=""/>
+      <w:lvlJc w:val="left"/>
+      <w:pPr>
+        <w:tabs>
+          <w:tab w:val="num" w:pos="2160"/>
+        </w:tabs>
+        <w:ind w:left="2160" w:hanging="360"/>
+      </w:pPr>
+      <w:rPr>
+        <w:rFonts w:ascii="Wingdings" w:hAnsi="Wingdings" w:hint="default"/>
+        <w:sz w:val="20"/>
+      </w:rPr>
+    </w:lvl>
+    <w:lvl w:ilvl="3" w:tentative="1">
+      <w:start w:val="1"/>
+      <w:numFmt w:val="bullet"/>
+      <w:lvlText w:val=""/>
+      <w:lvlJc w:val="left"/>
+      <w:pPr>
+        <w:tabs>
+          <w:tab w:val="num" w:pos="2880"/>
+        </w:tabs>
+        <w:ind w:left="2880" w:hanging="360"/>
+      </w:pPr>
+      <w:rPr>
+        <w:rFonts w:ascii="Wingdings" w:hAnsi="Wingdings" w:hint="default"/>
+        <w:sz w:val="20"/>
+      </w:rPr>
+    </w:lvl>
+    <w:lvl w:ilvl="4" w:tentative="1">
+      <w:start w:val="1"/>
+      <w:numFmt w:val="bullet"/>
+      <w:lvlText w:val=""/>
+      <w:lvlJc w:val="left"/>
+      <w:pPr>
+        <w:tabs>
+          <w:tab w:val="num" w:pos="3600"/>
+        </w:tabs>
+        <w:ind w:left="3600" w:hanging="360"/>
+      </w:pPr>
+      <w:rPr>
+        <w:rFonts w:ascii="Wingdings" w:hAnsi="Wingdings" w:hint="default"/>
+        <w:sz w:val="20"/>
+      </w:rPr>
+    </w:lvl>
+    <w:lvl w:ilvl="5" w:tentative="1">
+      <w:start w:val="1"/>
+      <w:numFmt w:val="bullet"/>
+      <w:lvlText w:val=""/>
+      <w:lvlJc w:val="left"/>
+      <w:pPr>
+        <w:tabs>
+          <w:tab w:val="num" w:pos="4320"/>
+        </w:tabs>
+        <w:ind w:left="4320" w:hanging="360"/>
+      </w:pPr>
+      <w:rPr>
+        <w:rFonts w:ascii="Wingdings" w:hAnsi="Wingdings" w:hint="default"/>
+        <w:sz w:val="20"/>
+      </w:rPr>
+    </w:lvl>
+    <w:lvl w:ilvl="6" w:tentative="1">
+      <w:start w:val="1"/>
+      <w:numFmt w:val="bullet"/>
+      <w:lvlText w:val=""/>
+      <w:lvlJc w:val="left"/>
+      <w:pPr>
+        <w:tabs>
+          <w:tab w:val="num" w:pos="5040"/>
+        </w:tabs>
+        <w:ind w:left="5040" w:hanging="360"/>
+      </w:pPr>
+      <w:rPr>
+        <w:rFonts w:ascii="Wingdings" w:hAnsi="Wingdings" w:hint="default"/>
+        <w:sz w:val="20"/>
+      </w:rPr>
+    </w:lvl>
+    <w:lvl w:ilvl="7" w:tentative="1">
+      <w:start w:val="1"/>
+      <w:numFmt w:val="bullet"/>
+      <w:lvlText w:val=""/>
+      <w:lvlJc w:val="left"/>
+      <w:pPr>
+        <w:tabs>
+          <w:tab w:val="num" w:pos="5760"/>
+        </w:tabs>
+        <w:ind w:left="5760" w:hanging="360"/>
+      </w:pPr>
+      <w:rPr>
+        <w:rFonts w:ascii="Wingdings" w:hAnsi="Wingdings" w:hint="default"/>
+        <w:sz w:val="20"/>
+      </w:rPr>
+    </w:lvl>
+    <w:lvl w:ilvl="8" w:tentative="1">
+      <w:start w:val="1"/>
+      <w:numFmt w:val="bullet"/>
+      <w:lvlText w:val=""/>
+      <w:lvlJc w:val="left"/>
+      <w:pPr>
+        <w:tabs>
+          <w:tab w:val="num" w:pos="6480"/>
+        </w:tabs>
+        <w:ind w:left="6480" w:hanging="360"/>
+      </w:pPr>
+      <w:rPr>
+        <w:rFonts w:ascii="Wingdings" w:hAnsi="Wingdings" w:hint="default"/>
+        <w:sz w:val="20"/>
+      </w:rPr>
+    </w:lvl>
+  </w:abstractNum>
+  <w:abstractNum w:abstractNumId="15" w15:restartNumberingAfterBreak="0">
     <w:nsid w:val="67987F61"/>
     <w:multiLevelType w:val="multilevel"/>
     <w:tmpl w:val="F500BCA6"/>
@@ -4292,7 +5811,7 @@
       </w:pPr>
     </w:lvl>
   </w:abstractNum>
-  <w:abstractNum w:abstractNumId="12" w15:restartNumberingAfterBreak="0">
+  <w:abstractNum w:abstractNumId="16" w15:restartNumberingAfterBreak="0">
     <w:nsid w:val="75BE3A61"/>
     <w:multiLevelType w:val="multilevel"/>
     <w:tmpl w:val="950C6288"/>
@@ -4442,42 +5961,54 @@
     </w:lvl>
   </w:abstractNum>
   <w:num w:numId="1" w16cid:durableId="1028918145">
-    <w:abstractNumId w:val="6"/>
+    <w:abstractNumId w:val="7"/>
   </w:num>
   <w:num w:numId="2" w16cid:durableId="1205680192">
     <w:abstractNumId w:val="0"/>
   </w:num>
   <w:num w:numId="3" w16cid:durableId="1959141326">
-    <w:abstractNumId w:val="4"/>
+    <w:abstractNumId w:val="5"/>
   </w:num>
   <w:num w:numId="4" w16cid:durableId="1715351875">
-    <w:abstractNumId w:val="9"/>
+    <w:abstractNumId w:val="12"/>
   </w:num>
   <w:num w:numId="5" w16cid:durableId="1220242364">
     <w:abstractNumId w:val="3"/>
   </w:num>
   <w:num w:numId="6" w16cid:durableId="1266035370">
-    <w:abstractNumId w:val="10"/>
+    <w:abstractNumId w:val="13"/>
   </w:num>
   <w:num w:numId="7" w16cid:durableId="1083453090">
-    <w:abstractNumId w:val="12"/>
+    <w:abstractNumId w:val="16"/>
   </w:num>
   <w:num w:numId="8" w16cid:durableId="634483194">
     <w:abstractNumId w:val="1"/>
   </w:num>
   <w:num w:numId="9" w16cid:durableId="235865325">
-    <w:abstractNumId w:val="7"/>
+    <w:abstractNumId w:val="9"/>
   </w:num>
   <w:num w:numId="10" w16cid:durableId="1355423376">
-    <w:abstractNumId w:val="5"/>
+    <w:abstractNumId w:val="6"/>
   </w:num>
   <w:num w:numId="11" w16cid:durableId="1379936316">
     <w:abstractNumId w:val="2"/>
   </w:num>
   <w:num w:numId="12" w16cid:durableId="132870971">
+    <w:abstractNumId w:val="10"/>
+  </w:num>
+  <w:num w:numId="13" w16cid:durableId="1427574379">
+    <w:abstractNumId w:val="15"/>
+  </w:num>
+  <w:num w:numId="14" w16cid:durableId="2113163052">
     <w:abstractNumId w:val="8"/>
   </w:num>
-  <w:num w:numId="13" w16cid:durableId="1427574379">
+  <w:num w:numId="15" w16cid:durableId="2059744468">
+    <w:abstractNumId w:val="4"/>
+  </w:num>
+  <w:num w:numId="16" w16cid:durableId="146752884">
+    <w:abstractNumId w:val="14"/>
+  </w:num>
+  <w:num w:numId="17" w16cid:durableId="1654092713">
     <w:abstractNumId w:val="11"/>
   </w:num>
 </w:numbering>
